--- a/downloads/teacher/04 Units/Unit 01 - Nutrition and Wellness - Kitchen Skills and Smart Eating/Lesson 01.12 - Is This Food Video True.docx
+++ b/downloads/teacher/04 Units/Unit 01 - Nutrition and Wellness - Kitchen Skills and Smart Eating/Lesson 01.12 - Is This Food Video True.docx
@@ -315,23 +315,41 @@
       <w:r>
         <w:t xml:space="preserve">By the end of this lesson, students will be able to:</w:t>
       </w:r>
-      <w:r>
-        <w:t xml:space="preserve"> </w:t>
-      </w:r>
-      <w:r>
-        <w:t xml:space="preserve">1. (Low: understand) Given a food video or post, state the four source-check questions (who wrote it, what do they sell, what is the evidence, when was it posted) and answer each one for that video.</w:t>
-      </w:r>
-      <w:r>
-        <w:t xml:space="preserve"> </w:t>
-      </w:r>
-      <w:r>
-        <w:t xml:space="preserve">2. (Mid: analyze) Given a viral food claim and three sources of different types, compare what each source says and classify each source as credible or not credible with a reason.</w:t>
-      </w:r>
-      <w:r>
-        <w:t xml:space="preserve"> </w:t>
-      </w:r>
-      <w:r>
-        <w:t xml:space="preserve">3. (High: create) Working as a class, produce a checklist of at least six questions for judging any food video, and use it to rate the do now video.</w:t>
+    </w:p>
+    <w:p>
+      <w:pPr>
+        <w:numPr>
+          <w:ilvl w:val="0"/>
+          <w:numId w:val="1002"/>
+        </w:numPr>
+        <w:pStyle w:val="Compact"/>
+      </w:pPr>
+      <w:r>
+        <w:t xml:space="preserve">(Low: understand) Given a food video or post, state the four source-check questions (who wrote it, what do they sell, what is the evidence, when was it posted) and answer each one for that video.</w:t>
+      </w:r>
+    </w:p>
+    <w:p>
+      <w:pPr>
+        <w:numPr>
+          <w:ilvl w:val="0"/>
+          <w:numId w:val="1002"/>
+        </w:numPr>
+        <w:pStyle w:val="Compact"/>
+      </w:pPr>
+      <w:r>
+        <w:t xml:space="preserve">(Mid: analyze) Given a viral food claim and three sources of different types, compare what each source says and classify each source as credible or not credible with a reason.</w:t>
+      </w:r>
+    </w:p>
+    <w:p>
+      <w:pPr>
+        <w:numPr>
+          <w:ilvl w:val="0"/>
+          <w:numId w:val="1002"/>
+        </w:numPr>
+        <w:pStyle w:val="Compact"/>
+      </w:pPr>
+      <w:r>
+        <w:t xml:space="preserve">(High: create) Working as a class, produce a checklist of at least six questions for judging any food video, and use it to rate the do now video.</w:t>
       </w:r>
     </w:p>
     <w:p>
@@ -372,7 +390,7 @@
       <w:pPr>
         <w:numPr>
           <w:ilvl w:val="0"/>
-          <w:numId w:val="1002"/>
+          <w:numId w:val="1003"/>
         </w:numPr>
         <w:pStyle w:val="Compact"/>
       </w:pPr>
@@ -453,7 +471,7 @@
       <w:pPr>
         <w:numPr>
           <w:ilvl w:val="0"/>
-          <w:numId w:val="1002"/>
+          <w:numId w:val="1003"/>
         </w:numPr>
         <w:pStyle w:val="Compact"/>
       </w:pPr>
@@ -474,7 +492,7 @@
       <w:pPr>
         <w:numPr>
           <w:ilvl w:val="0"/>
-          <w:numId w:val="1002"/>
+          <w:numId w:val="1003"/>
         </w:numPr>
         <w:pStyle w:val="Compact"/>
       </w:pPr>
@@ -501,7 +519,7 @@
       <w:pPr>
         <w:numPr>
           <w:ilvl w:val="0"/>
-          <w:numId w:val="1002"/>
+          <w:numId w:val="1003"/>
         </w:numPr>
         <w:pStyle w:val="Compact"/>
       </w:pPr>
@@ -513,7 +531,7 @@
       <w:pPr>
         <w:numPr>
           <w:ilvl w:val="0"/>
-          <w:numId w:val="1002"/>
+          <w:numId w:val="1003"/>
         </w:numPr>
         <w:pStyle w:val="Compact"/>
       </w:pPr>
@@ -525,7 +543,7 @@
       <w:pPr>
         <w:numPr>
           <w:ilvl w:val="0"/>
-          <w:numId w:val="1002"/>
+          <w:numId w:val="1003"/>
         </w:numPr>
         <w:pStyle w:val="Compact"/>
       </w:pPr>
@@ -552,7 +570,7 @@
       <w:pPr>
         <w:numPr>
           <w:ilvl w:val="0"/>
-          <w:numId w:val="1002"/>
+          <w:numId w:val="1003"/>
         </w:numPr>
         <w:pStyle w:val="Compact"/>
       </w:pPr>
@@ -1075,23 +1093,41 @@
       <w:r>
         <w:t xml:space="preserve">Monitor understanding:</w:t>
       </w:r>
-      <w:r>
-        <w:t xml:space="preserve"> </w:t>
-      </w:r>
-      <w:r>
-        <w:t xml:space="preserve">- Who made this video? What is their job? How would you check?</w:t>
-      </w:r>
-      <w:r>
-        <w:t xml:space="preserve"> </w:t>
-      </w:r>
-      <w:r>
-        <w:t xml:space="preserve">- What is the person selling? If nothing, what are they getting?</w:t>
-      </w:r>
-      <w:r>
-        <w:t xml:space="preserve"> </w:t>
-      </w:r>
-      <w:r>
-        <w:t xml:space="preserve">- Does the video show evidence or just say</w:t>
+    </w:p>
+    <w:p>
+      <w:pPr>
+        <w:numPr>
+          <w:ilvl w:val="0"/>
+          <w:numId w:val="1004"/>
+        </w:numPr>
+        <w:pStyle w:val="Compact"/>
+      </w:pPr>
+      <w:r>
+        <w:t xml:space="preserve">Who made this video? What is their job? How would you check?</w:t>
+      </w:r>
+    </w:p>
+    <w:p>
+      <w:pPr>
+        <w:numPr>
+          <w:ilvl w:val="0"/>
+          <w:numId w:val="1004"/>
+        </w:numPr>
+        <w:pStyle w:val="Compact"/>
+      </w:pPr>
+      <w:r>
+        <w:t xml:space="preserve">What is the person selling? If nothing, what are they getting?</w:t>
+      </w:r>
+    </w:p>
+    <w:p>
+      <w:pPr>
+        <w:numPr>
+          <w:ilvl w:val="0"/>
+          <w:numId w:val="1004"/>
+        </w:numPr>
+        <w:pStyle w:val="Compact"/>
+      </w:pPr>
+      <w:r>
+        <w:t xml:space="preserve">Does the video show evidence or just say</w:t>
       </w:r>
       <w:r>
         <w:t xml:space="preserve"> </w:t>
@@ -1111,28 +1147,46 @@
     </w:p>
     <w:p>
       <w:pPr>
-        <w:pStyle w:val="BodyText"/>
+        <w:pStyle w:val="FirstParagraph"/>
       </w:pPr>
       <w:r>
         <w:t xml:space="preserve">Deepen learning:</w:t>
       </w:r>
-      <w:r>
-        <w:t xml:space="preserve"> </w:t>
-      </w:r>
-      <w:r>
-        <w:t xml:space="preserve">- Why would a company sponsor a video and not say so?</w:t>
-      </w:r>
-      <w:r>
-        <w:t xml:space="preserve"> </w:t>
-      </w:r>
-      <w:r>
-        <w:t xml:space="preserve">- A dietitian and an influencer disagree. Who do you trust, and what would change your mind?</w:t>
-      </w:r>
-      <w:r>
-        <w:t xml:space="preserve"> </w:t>
-      </w:r>
-      <w:r>
-        <w:t xml:space="preserve">- Why do food claims spread faster than food corrections?</w:t>
+    </w:p>
+    <w:p>
+      <w:pPr>
+        <w:numPr>
+          <w:ilvl w:val="0"/>
+          <w:numId w:val="1005"/>
+        </w:numPr>
+        <w:pStyle w:val="Compact"/>
+      </w:pPr>
+      <w:r>
+        <w:t xml:space="preserve">Why would a company sponsor a video and not say so?</w:t>
+      </w:r>
+    </w:p>
+    <w:p>
+      <w:pPr>
+        <w:numPr>
+          <w:ilvl w:val="0"/>
+          <w:numId w:val="1005"/>
+        </w:numPr>
+        <w:pStyle w:val="Compact"/>
+      </w:pPr>
+      <w:r>
+        <w:t xml:space="preserve">A dietitian and an influencer disagree. Who do you trust, and what would change your mind?</w:t>
+      </w:r>
+    </w:p>
+    <w:p>
+      <w:pPr>
+        <w:numPr>
+          <w:ilvl w:val="0"/>
+          <w:numId w:val="1005"/>
+        </w:numPr>
+        <w:pStyle w:val="Compact"/>
+      </w:pPr>
+      <w:r>
+        <w:t xml:space="preserve">Why do food claims spread faster than food corrections?</w:t>
       </w:r>
     </w:p>
     <w:p>
@@ -1353,7 +1407,7 @@
       <w:pPr>
         <w:numPr>
           <w:ilvl w:val="0"/>
-          <w:numId w:val="1003"/>
+          <w:numId w:val="1006"/>
         </w:numPr>
         <w:pStyle w:val="Compact"/>
       </w:pPr>
@@ -1377,7 +1431,7 @@
       <w:pPr>
         <w:numPr>
           <w:ilvl w:val="0"/>
-          <w:numId w:val="1003"/>
+          <w:numId w:val="1006"/>
         </w:numPr>
         <w:pStyle w:val="Compact"/>
       </w:pPr>
@@ -1389,7 +1443,7 @@
       <w:pPr>
         <w:numPr>
           <w:ilvl w:val="0"/>
-          <w:numId w:val="1003"/>
+          <w:numId w:val="1006"/>
         </w:numPr>
         <w:pStyle w:val="Compact"/>
       </w:pPr>
@@ -1401,7 +1455,7 @@
       <w:pPr>
         <w:numPr>
           <w:ilvl w:val="0"/>
-          <w:numId w:val="1003"/>
+          <w:numId w:val="1006"/>
         </w:numPr>
         <w:pStyle w:val="Compact"/>
       </w:pPr>
@@ -1413,7 +1467,7 @@
       <w:pPr>
         <w:numPr>
           <w:ilvl w:val="0"/>
-          <w:numId w:val="1003"/>
+          <w:numId w:val="1006"/>
         </w:numPr>
         <w:pStyle w:val="Compact"/>
       </w:pPr>
@@ -1425,7 +1479,7 @@
       <w:pPr>
         <w:numPr>
           <w:ilvl w:val="0"/>
-          <w:numId w:val="1003"/>
+          <w:numId w:val="1006"/>
         </w:numPr>
         <w:pStyle w:val="Compact"/>
       </w:pPr>
@@ -1717,7 +1771,7 @@
       <w:pPr>
         <w:numPr>
           <w:ilvl w:val="0"/>
-          <w:numId w:val="1004"/>
+          <w:numId w:val="1007"/>
         </w:numPr>
         <w:pStyle w:val="Compact"/>
       </w:pPr>
@@ -1741,7 +1795,7 @@
       <w:pPr>
         <w:numPr>
           <w:ilvl w:val="0"/>
-          <w:numId w:val="1004"/>
+          <w:numId w:val="1007"/>
         </w:numPr>
         <w:pStyle w:val="Compact"/>
       </w:pPr>
@@ -1753,7 +1807,7 @@
       <w:pPr>
         <w:numPr>
           <w:ilvl w:val="0"/>
-          <w:numId w:val="1004"/>
+          <w:numId w:val="1007"/>
         </w:numPr>
         <w:pStyle w:val="Compact"/>
       </w:pPr>
@@ -1786,7 +1840,7 @@
       <w:pPr>
         <w:numPr>
           <w:ilvl w:val="0"/>
-          <w:numId w:val="1004"/>
+          <w:numId w:val="1007"/>
         </w:numPr>
         <w:pStyle w:val="Compact"/>
       </w:pPr>
@@ -1798,7 +1852,7 @@
       <w:pPr>
         <w:numPr>
           <w:ilvl w:val="0"/>
-          <w:numId w:val="1004"/>
+          <w:numId w:val="1007"/>
         </w:numPr>
         <w:pStyle w:val="Compact"/>
       </w:pPr>
@@ -1810,7 +1864,7 @@
       <w:pPr>
         <w:numPr>
           <w:ilvl w:val="0"/>
-          <w:numId w:val="1004"/>
+          <w:numId w:val="1007"/>
         </w:numPr>
         <w:pStyle w:val="Compact"/>
       </w:pPr>
@@ -1864,7 +1918,7 @@
       <w:pPr>
         <w:numPr>
           <w:ilvl w:val="0"/>
-          <w:numId w:val="1004"/>
+          <w:numId w:val="1007"/>
         </w:numPr>
         <w:pStyle w:val="Compact"/>
       </w:pPr>
@@ -1886,7 +1940,7 @@
       <w:pPr>
         <w:numPr>
           <w:ilvl w:val="0"/>
-          <w:numId w:val="1005"/>
+          <w:numId w:val="1008"/>
         </w:numPr>
         <w:pStyle w:val="Compact"/>
       </w:pPr>
@@ -1916,7 +1970,7 @@
       <w:pPr>
         <w:numPr>
           <w:ilvl w:val="0"/>
-          <w:numId w:val="1005"/>
+          <w:numId w:val="1008"/>
         </w:numPr>
         <w:pStyle w:val="Compact"/>
       </w:pPr>
@@ -1964,7 +2018,7 @@
       <w:pPr>
         <w:numPr>
           <w:ilvl w:val="0"/>
-          <w:numId w:val="1005"/>
+          <w:numId w:val="1008"/>
         </w:numPr>
         <w:pStyle w:val="Compact"/>
       </w:pPr>
@@ -1994,7 +2048,7 @@
       <w:pPr>
         <w:numPr>
           <w:ilvl w:val="0"/>
-          <w:numId w:val="1005"/>
+          <w:numId w:val="1008"/>
         </w:numPr>
         <w:pStyle w:val="Compact"/>
       </w:pPr>
@@ -2039,7 +2093,7 @@
       <w:pPr>
         <w:numPr>
           <w:ilvl w:val="0"/>
-          <w:numId w:val="1005"/>
+          <w:numId w:val="1008"/>
         </w:numPr>
         <w:pStyle w:val="Compact"/>
       </w:pPr>
@@ -2332,6 +2386,118 @@
       </w:pPr>
     </w:lvl>
   </w:abstractNum>
+  <w:abstractNum w:abstractNumId="99411">
+    <w:nsid w:val="71315dca"/>
+    <w:multiLevelType w:val="multilevel"/>
+    <w:lvl w:ilvl="0">
+      <w:start w:val="1"/>
+      <w:numFmt w:val="decimal"/>
+      <w:lvlText w:val="%1."/>
+      <w:lvlJc w:val="left"/>
+      <w:pPr>
+        <w:tabs>
+          <w:tab w:val="num" w:pos="0"/>
+        </w:tabs>
+        <w:ind w:left="480" w:hanging="480"/>
+      </w:pPr>
+    </w:lvl>
+    <w:lvl w:ilvl="1">
+      <w:start w:val="1"/>
+      <w:numFmt w:val="decimal"/>
+      <w:lvlText w:val="%2."/>
+      <w:lvlJc w:val="left"/>
+      <w:pPr>
+        <w:tabs>
+          <w:tab w:val="num" w:pos="720"/>
+        </w:tabs>
+        <w:ind w:left="1200" w:hanging="480"/>
+      </w:pPr>
+    </w:lvl>
+    <w:lvl w:ilvl="2">
+      <w:start w:val="1"/>
+      <w:numFmt w:val="decimal"/>
+      <w:lvlText w:val="%3."/>
+      <w:lvlJc w:val="left"/>
+      <w:pPr>
+        <w:tabs>
+          <w:tab w:val="num" w:pos="1440"/>
+        </w:tabs>
+        <w:ind w:left="1920" w:hanging="480"/>
+      </w:pPr>
+    </w:lvl>
+    <w:lvl w:ilvl="3">
+      <w:start w:val="1"/>
+      <w:numFmt w:val="decimal"/>
+      <w:lvlText w:val="%4."/>
+      <w:lvlJc w:val="left"/>
+      <w:pPr>
+        <w:tabs>
+          <w:tab w:val="num" w:pos="2160"/>
+        </w:tabs>
+        <w:ind w:left="2640" w:hanging="480"/>
+      </w:pPr>
+    </w:lvl>
+    <w:lvl w:ilvl="4">
+      <w:start w:val="1"/>
+      <w:numFmt w:val="decimal"/>
+      <w:lvlText w:val="%5."/>
+      <w:lvlJc w:val="left"/>
+      <w:pPr>
+        <w:tabs>
+          <w:tab w:val="num" w:pos="2880"/>
+        </w:tabs>
+        <w:ind w:left="3360" w:hanging="480"/>
+      </w:pPr>
+    </w:lvl>
+    <w:lvl w:ilvl="5">
+      <w:start w:val="1"/>
+      <w:numFmt w:val="decimal"/>
+      <w:lvlText w:val="%6."/>
+      <w:lvlJc w:val="left"/>
+      <w:pPr>
+        <w:tabs>
+          <w:tab w:val="num" w:pos="3600"/>
+        </w:tabs>
+        <w:ind w:left="4080" w:hanging="480"/>
+      </w:pPr>
+    </w:lvl>
+    <w:lvl w:ilvl="6">
+      <w:start w:val="1"/>
+      <w:numFmt w:val="decimal"/>
+      <w:lvlText w:val="%7."/>
+      <w:lvlJc w:val="left"/>
+      <w:pPr>
+        <w:tabs>
+          <w:tab w:val="num" w:pos="4320"/>
+        </w:tabs>
+        <w:ind w:left="4800" w:hanging="480"/>
+      </w:pPr>
+    </w:lvl>
+    <w:lvl w:ilvl="7">
+      <w:start w:val="1"/>
+      <w:numFmt w:val="decimal"/>
+      <w:lvlText w:val="%8."/>
+      <w:lvlJc w:val="left"/>
+      <w:pPr>
+        <w:tabs>
+          <w:tab w:val="num" w:pos="5040"/>
+        </w:tabs>
+        <w:ind w:left="5520" w:hanging="480"/>
+      </w:pPr>
+    </w:lvl>
+    <w:lvl w:ilvl="8">
+      <w:start w:val="1"/>
+      <w:numFmt w:val="decimal"/>
+      <w:lvlText w:val="%9."/>
+      <w:lvlJc w:val="left"/>
+      <w:pPr>
+        <w:tabs>
+          <w:tab w:val="num" w:pos="5760"/>
+        </w:tabs>
+        <w:ind w:left="6240" w:hanging="480"/>
+      </w:pPr>
+    </w:lvl>
+  </w:abstractNum>
   <w:num w:numId="1000">
     <w:abstractNumId w:val="990"/>
   </w:num>
@@ -2339,7 +2505,34 @@
     <w:abstractNumId w:val="991"/>
   </w:num>
   <w:num w:numId="1002">
-    <w:abstractNumId w:val="991"/>
+    <w:abstractNumId w:val="99411"/>
+    <w:lvlOverride w:ilvl="0">
+      <w:startOverride w:val="1"/>
+    </w:lvlOverride>
+    <w:lvlOverride w:ilvl="1">
+      <w:startOverride w:val="1"/>
+    </w:lvlOverride>
+    <w:lvlOverride w:ilvl="2">
+      <w:startOverride w:val="1"/>
+    </w:lvlOverride>
+    <w:lvlOverride w:ilvl="3">
+      <w:startOverride w:val="1"/>
+    </w:lvlOverride>
+    <w:lvlOverride w:ilvl="4">
+      <w:startOverride w:val="1"/>
+    </w:lvlOverride>
+    <w:lvlOverride w:ilvl="5">
+      <w:startOverride w:val="1"/>
+    </w:lvlOverride>
+    <w:lvlOverride w:ilvl="6">
+      <w:startOverride w:val="1"/>
+    </w:lvlOverride>
+    <w:lvlOverride w:ilvl="7">
+      <w:startOverride w:val="1"/>
+    </w:lvlOverride>
+    <w:lvlOverride w:ilvl="8">
+      <w:startOverride w:val="1"/>
+    </w:lvlOverride>
   </w:num>
   <w:num w:numId="1003">
     <w:abstractNumId w:val="991"/>
@@ -2348,6 +2541,15 @@
     <w:abstractNumId w:val="991"/>
   </w:num>
   <w:num w:numId="1005">
+    <w:abstractNumId w:val="991"/>
+  </w:num>
+  <w:num w:numId="1006">
+    <w:abstractNumId w:val="991"/>
+  </w:num>
+  <w:num w:numId="1007">
+    <w:abstractNumId w:val="991"/>
+  </w:num>
+  <w:num w:numId="1008">
     <w:abstractNumId w:val="991"/>
   </w:num>
 </w:numbering>

--- a/downloads/teacher/04 Units/Unit 01 - Nutrition and Wellness - Kitchen Skills and Smart Eating/Lesson 01.12 - Is This Food Video True.docx
+++ b/downloads/teacher/04 Units/Unit 01 - Nutrition and Wellness - Kitchen Skills and Smart Eating/Lesson 01.12 - Is This Food Video True.docx
@@ -246,15 +246,6 @@
       <w:r>
         <w:t xml:space="preserve">This lesson goes further: students take a real viral food claim, run it through a four-question source check (who wrote it, what do they sell, what is the evidence, when was it posted), check it against three sources of different types, and write the class checklist for judging any food video. The claim is about food, not bodies.</w:t>
       </w:r>
-      <w:r>
-        <w:t xml:space="preserve"> </w:t>
-      </w:r>
-      <w:r>
-        <w:rPr>
-          <w:rStyle w:val="TeacherNote"/>
-        </w:rPr>
-        <w:t xml:space="preserve">[Sal: tell the health teacher the video you pick and confirm it is not about weight loss, so the two classes stay in their lanes.]</w:t>
-      </w:r>
     </w:p>
     <w:p>
       <w:pPr>
@@ -457,15 +448,6 @@
       <w:r>
         <w:t xml:space="preserve">”</w:t>
       </w:r>
-      <w:r>
-        <w:t xml:space="preserve"> </w:t>
-      </w:r>
-      <w:r>
-        <w:rPr>
-          <w:rStyle w:val="TeacherNote"/>
-        </w:rPr>
-        <w:t xml:space="preserve">[Sal: pick the one your students are already repeating this year. Do not show the creator’s name on the slide; the point is the method, not the person.]</w:t>
-      </w:r>
     </w:p>
     <w:p>
       <w:pPr>
@@ -477,15 +459,6 @@
       </w:pPr>
       <w:r>
         <w:t xml:space="preserve">Three printed sources on the same claim, one page each, one set per pair: (A) a post or video transcript from the person making the claim, (B) a page from a credible source that addresses it (a registered dietitian’s article, a university extension page, the Academy of Nutrition and Dietetics, MedlinePlus, or a USDA page), (C) a product page or ad from a company that sells something related to the claim.</w:t>
-      </w:r>
-      <w:r>
-        <w:t xml:space="preserve"> </w:t>
-      </w:r>
-      <w:r>
-        <w:rPr>
-          <w:rStyle w:val="TeacherNote"/>
-        </w:rPr>
-        <w:t xml:space="preserve">[Sal: print these the week before; the three sources on the handout are written as fictional examples for the honey claim so the lesson can run even if you have no time to find real ones.]</w:t>
       </w:r>
     </w:p>
     <w:p>
@@ -1826,15 +1799,6 @@
       <w:r>
         <w:t xml:space="preserve">, section 2.</w:t>
       </w:r>
-      <w:r>
-        <w:t xml:space="preserve"> </w:t>
-      </w:r>
-      <w:r>
-        <w:rPr>
-          <w:rStyle w:val="TeacherNote"/>
-        </w:rPr>
-        <w:t xml:space="preserve">[Sal: confirm against the NYSED PDF.]</w:t>
-      </w:r>
     </w:p>
     <w:p>
       <w:pPr>
@@ -1904,15 +1868,6 @@
       <w:r>
         <w:t xml:space="preserve">(medlineplus.gov).</w:t>
       </w:r>
-      <w:r>
-        <w:t xml:space="preserve"> </w:t>
-      </w:r>
-      <w:r>
-        <w:rPr>
-          <w:rStyle w:val="TeacherNote"/>
-        </w:rPr>
-        <w:t xml:space="preserve">[Sal: both pages move; check the links before the lesson.]</w:t>
-      </w:r>
     </w:p>
     <w:p>
       <w:pPr>
@@ -2042,51 +1997,6 @@
       </w:r>
       <w:r>
         <w:t xml:space="preserve">Usually none.</w:t>
-      </w:r>
-    </w:p>
-    <w:p>
-      <w:pPr>
-        <w:numPr>
-          <w:ilvl w:val="0"/>
-          <w:numId w:val="1008"/>
-        </w:numPr>
-        <w:pStyle w:val="Compact"/>
-      </w:pPr>
-      <w:r>
-        <w:rPr>
-          <w:rStyle w:val="TeacherNote"/>
-        </w:rPr>
-        <w:t xml:space="preserve">[Sal: your class will name a creator. Do not let the lesson turn into a pile-on. Move it back to</w:t>
-      </w:r>
-      <w:r>
-        <w:rPr>
-          <w:rStyle w:val="TeacherNote"/>
-        </w:rPr>
-        <w:t xml:space="preserve"> </w:t>
-      </w:r>
-      <w:r>
-        <w:rPr>
-          <w:rStyle w:val="TeacherNote"/>
-        </w:rPr>
-        <w:t xml:space="preserve">“</w:t>
-      </w:r>
-      <w:r>
-        <w:rPr>
-          <w:rStyle w:val="TeacherNote"/>
-        </w:rPr>
-        <w:t xml:space="preserve">what would you need to see to believe it?</w:t>
-      </w:r>
-      <w:r>
-        <w:rPr>
-          <w:rStyle w:val="TeacherNote"/>
-        </w:rPr>
-        <w:t xml:space="preserve">”</w:t>
-      </w:r>
-      <w:r>
-        <w:rPr>
-          <w:rStyle w:val="TeacherNote"/>
-        </w:rPr>
-        <w:t xml:space="preserve">]</w:t>
       </w:r>
     </w:p>
     <w:p>
